--- a/projects/valuepickr-open-screen/docs/ADF Foods Ltd.docx
+++ b/projects/valuepickr-open-screen/docs/ADF Foods Ltd.docx
@@ -1858,7 +1858,7 @@
         <w:spacing w:after="120" w:before="280"/>
       </w:pPr>
       <w:r>
-        <w:t xml:space="preserve">Ishmohit-Lens Checks (value chain · earnings quality · growth trajectory · management · global-signal check)</w:t>
+        <w:t xml:space="preserve">Ishmohit-Lens Checks (value chain · earnings quality · growth trajectory · management · quality metrics · track record · global-signal check)</w:t>
       </w:r>
     </w:p>
     <w:p>
@@ -2547,6 +2547,40 @@
         </w:tc>
       </w:tr>
     </w:tbl>
+    <w:p>
+      <w:pPr>
+        <w:spacing w:after="60" w:before="120"/>
+      </w:pPr>
+      <w:r>
+        <w:rPr>
+          <w:b/>
+          <w:bCs/>
+          <w:sz w:val="20"/>
+          <w:szCs w:val="20"/>
+        </w:rPr>
+        <w:t xml:space="preserve">Track record (Coffee Can persistence check): </w:t>
+      </w:r>
+      <w:r>
+        <w:rPr>
+          <w:sz w:val="20"/>
+          <w:szCs w:val="20"/>
+        </w:rPr>
+        <w:t xml:space="preserve">cleared revenue growth ≥10% AND ROCE ≥15% in 7 of the last 11 years (consistency_score 64)</w:t>
+      </w:r>
+    </w:p>
+    <w:p>
+      <w:pPr>
+        <w:spacing w:after="120"/>
+      </w:pPr>
+      <w:r>
+        <w:rPr>
+          <w:color w:val="666666"/>
+          <w:sz w:val="18"/>
+          <w:szCs w:val="18"/>
+        </w:rPr>
+        <w:t xml:space="preserve">FY16-FY26 (screener consolidated): flat-to-declining FY16-FY18 (ROCE 7-14%, ~no growth), then a clean run -- ROCE 17-28% and revenue +14-30% every year FY19-FY26 except FY23 (+7%). Both metrics cleared 7 of 11 (FY19, FY20, FY21, FY22, FY24, FY25, FY26); consistent ~37% dividend payout.</w:t>
+      </w:r>
+    </w:p>
     <w:p>
       <w:pPr>
         <w:pStyle w:val="Heading1"/>
